--- a/public/assets/cv/Alam_Inamdar_ATS_Resume.docx
+++ b/public/assets/cv/Alam_Inamdar_ATS_Resume.docx
@@ -4,40 +4,161 @@
   <w:body>
     <w:p>
       <w:pPr>
-        <w:pStyle w:val="Title"/>
+        <w:spacing w:after="0"/>
+        <w:rPr>
+          <w:rFonts w:asciiTheme="majorHAnsi" w:hAnsiTheme="majorHAnsi" w:cstheme="majorHAnsi"/>
+          <w:b/>
+          <w:bCs/>
+          <w:color w:val="1F3864"/>
+          <w:sz w:val="52"/>
+          <w:szCs w:val="52"/>
+          <w:lang w:val="en-IN"/>
+        </w:rPr>
       </w:pPr>
       <w:r>
+        <w:rPr>
+          <w:rFonts w:asciiTheme="majorHAnsi" w:hAnsiTheme="majorHAnsi" w:cstheme="majorHAnsi"/>
+          <w:b/>
+          <w:bCs/>
+          <w:color w:val="1F3864"/>
+          <w:sz w:val="52"/>
+          <w:szCs w:val="52"/>
+          <w:lang w:val="en-IN"/>
+        </w:rPr>
         <w:t>Alam Inamdar</w:t>
       </w:r>
     </w:p>
     <w:p>
       <w:pPr>
         <w:spacing w:after="0"/>
+        <w:rPr>
+          <w:rFonts w:asciiTheme="majorHAnsi" w:hAnsiTheme="majorHAnsi" w:cstheme="majorHAnsi"/>
+          <w:b/>
+          <w:bCs/>
+          <w:sz w:val="56"/>
+          <w:szCs w:val="56"/>
+          <w:lang w:val="en-IN"/>
+        </w:rPr>
       </w:pPr>
       <w:r>
         <w:rPr>
+          <w:rFonts w:asciiTheme="majorHAnsi" w:hAnsiTheme="majorHAnsi" w:cstheme="majorHAnsi"/>
+          <w:b/>
+          <w:bCs/>
+          <w:sz w:val="28"/>
+          <w:szCs w:val="28"/>
+        </w:rPr>
+        <w:t>Senior Software Engineer | MERN / MEAN Stack</w:t>
+      </w:r>
+    </w:p>
+    <w:p>
+      <w:pPr>
+        <w:spacing w:after="0"/>
+        <w:rPr>
+          <w:rFonts w:asciiTheme="majorHAnsi" w:hAnsiTheme="majorHAnsi" w:cstheme="majorHAnsi"/>
           <w:lang w:val="en-IN"/>
         </w:rPr>
-        <w:t xml:space="preserve">Pune, India | 9545012618 / 8080992913 | </w:t>
+      </w:pPr>
+      <w:r>
+        <w:rPr>
+          <w:rFonts w:asciiTheme="majorHAnsi" w:hAnsiTheme="majorHAnsi" w:cstheme="majorHAnsi"/>
+          <w:lang w:val="en-IN"/>
+        </w:rPr>
+        <w:t>Pune, India</w:t>
       </w:r>
+      <w:r>
+        <w:rPr>
+          <w:rFonts w:asciiTheme="majorHAnsi" w:hAnsiTheme="majorHAnsi" w:cstheme="majorHAnsi"/>
+          <w:lang w:val="en-IN"/>
+        </w:rPr>
+        <w:t xml:space="preserve"> | Open to Relocation – Dubai / UAE</w:t>
+      </w:r>
+    </w:p>
+    <w:p>
+      <w:pPr>
+        <w:spacing w:after="0"/>
+        <w:rPr>
+          <w:rFonts w:asciiTheme="majorHAnsi" w:hAnsiTheme="majorHAnsi" w:cstheme="majorHAnsi"/>
+          <w:lang w:val="en-IN"/>
+        </w:rPr>
+      </w:pPr>
+      <w:r>
+        <w:rPr>
+          <w:rFonts w:asciiTheme="majorHAnsi" w:hAnsiTheme="majorHAnsi" w:cstheme="majorHAnsi"/>
+          <w:lang w:val="en-IN"/>
+        </w:rPr>
+        <w:t xml:space="preserve">+91 </w:t>
+      </w:r>
+      <w:r>
+        <w:rPr>
+          <w:rFonts w:asciiTheme="majorHAnsi" w:hAnsiTheme="majorHAnsi" w:cstheme="majorHAnsi"/>
+          <w:lang w:val="en-IN"/>
+        </w:rPr>
+        <w:t>95450</w:t>
+      </w:r>
+      <w:r>
+        <w:rPr>
+          <w:rFonts w:asciiTheme="majorHAnsi" w:hAnsiTheme="majorHAnsi" w:cstheme="majorHAnsi"/>
+          <w:lang w:val="en-IN"/>
+        </w:rPr>
+        <w:t xml:space="preserve"> </w:t>
+      </w:r>
+      <w:r>
+        <w:rPr>
+          <w:rFonts w:asciiTheme="majorHAnsi" w:hAnsiTheme="majorHAnsi" w:cstheme="majorHAnsi"/>
+          <w:lang w:val="en-IN"/>
+        </w:rPr>
+        <w:t xml:space="preserve">12618 / </w:t>
+      </w:r>
+      <w:r>
+        <w:rPr>
+          <w:rFonts w:asciiTheme="majorHAnsi" w:hAnsiTheme="majorHAnsi" w:cstheme="majorHAnsi"/>
+          <w:lang w:val="en-IN"/>
+        </w:rPr>
+        <w:t xml:space="preserve">+91 </w:t>
+      </w:r>
+      <w:r>
+        <w:rPr>
+          <w:rFonts w:asciiTheme="majorHAnsi" w:hAnsiTheme="majorHAnsi" w:cstheme="majorHAnsi"/>
+          <w:lang w:val="en-IN"/>
+        </w:rPr>
+        <w:t>80809</w:t>
+      </w:r>
+      <w:r>
+        <w:rPr>
+          <w:rFonts w:asciiTheme="majorHAnsi" w:hAnsiTheme="majorHAnsi" w:cstheme="majorHAnsi"/>
+          <w:lang w:val="en-IN"/>
+        </w:rPr>
+        <w:t xml:space="preserve"> </w:t>
+      </w:r>
+      <w:r>
+        <w:rPr>
+          <w:rFonts w:asciiTheme="majorHAnsi" w:hAnsiTheme="majorHAnsi" w:cstheme="majorHAnsi"/>
+          <w:lang w:val="en-IN"/>
+        </w:rPr>
+        <w:t>92913</w:t>
+      </w:r>
+    </w:p>
+    <w:p>
+      <w:pPr>
+        <w:spacing w:after="0"/>
+        <w:rPr>
+          <w:rFonts w:asciiTheme="majorHAnsi" w:hAnsiTheme="majorHAnsi" w:cstheme="majorHAnsi"/>
+        </w:rPr>
+      </w:pPr>
       <w:hyperlink r:id="rId6" w:history="1">
         <w:r>
           <w:rPr>
             <w:rStyle w:val="Hyperlink"/>
+            <w:rFonts w:asciiTheme="majorHAnsi" w:hAnsiTheme="majorHAnsi" w:cstheme="majorHAnsi"/>
             <w:lang w:val="en-IN"/>
           </w:rPr>
-          <w:t>alaminamdar0@gmail.co</w:t>
-        </w:r>
-        <w:r>
-          <w:rPr>
-            <w:rStyle w:val="Hyperlink"/>
-            <w:lang w:val="en-IN"/>
-          </w:rPr>
-          <w:t>m</w:t>
+          <w:t>alaminamdar0@gmail.com</w:t>
         </w:r>
       </w:hyperlink>
       <w:r>
         <w:rPr>
+          <w:rFonts w:asciiTheme="majorHAnsi" w:hAnsiTheme="majorHAnsi" w:cstheme="majorHAnsi"/>
           <w:lang w:val="en-IN"/>
         </w:rPr>
         <w:t xml:space="preserve"> </w:t>
@@ -46,464 +167,938 @@
     <w:p>
       <w:pPr>
         <w:spacing w:after="0"/>
+        <w:rPr>
+          <w:rFonts w:asciiTheme="majorHAnsi" w:hAnsiTheme="majorHAnsi" w:cstheme="majorHAnsi"/>
+        </w:rPr>
       </w:pPr>
       <w:r>
+        <w:rPr>
+          <w:rFonts w:asciiTheme="majorHAnsi" w:hAnsiTheme="majorHAnsi" w:cstheme="majorHAnsi"/>
+        </w:rPr>
         <w:t xml:space="preserve">LinkedIn: </w:t>
       </w:r>
       <w:hyperlink r:id="rId7" w:history="1">
         <w:r>
           <w:rPr>
             <w:rStyle w:val="Hyperlink"/>
+            <w:rFonts w:asciiTheme="majorHAnsi" w:hAnsiTheme="majorHAnsi" w:cstheme="majorHAnsi"/>
           </w:rPr>
           <w:t>linkedin.com/in/alam-inamdar-4a0016146</w:t>
         </w:r>
       </w:hyperlink>
       <w:r>
+        <w:rPr>
+          <w:rFonts w:asciiTheme="majorHAnsi" w:hAnsiTheme="majorHAnsi" w:cstheme="majorHAnsi"/>
+        </w:rPr>
         <w:t xml:space="preserve"> </w:t>
       </w:r>
     </w:p>
     <w:p>
       <w:pPr>
         <w:pStyle w:val="Heading1"/>
+        <w:rPr>
+          <w:rFonts w:cstheme="majorHAnsi"/>
+          <w:color w:val="1F3864"/>
+        </w:rPr>
       </w:pPr>
       <w:r>
+        <w:rPr>
+          <w:rFonts w:cstheme="majorHAnsi"/>
+          <w:color w:val="1F3864"/>
+        </w:rPr>
         <w:t>Professional Summary</w:t>
       </w:r>
     </w:p>
     <w:p>
+      <w:pPr>
+        <w:rPr>
+          <w:rFonts w:asciiTheme="majorHAnsi" w:hAnsiTheme="majorHAnsi" w:cstheme="majorHAnsi"/>
+        </w:rPr>
+      </w:pPr>
       <w:r>
-        <w:t>Software Engineer with 6+ years of experience in full-stack development (MERN &amp; MEAN) and cloud solutions (AWS Certified). Skilled in building scalable, secure, and high-performance applications across industries. Experienced in Agile environments with a proven track record of delivering clean, maintainable code and collaborating with cross-functional teams.</w:t>
+        <w:rPr>
+          <w:rFonts w:asciiTheme="majorHAnsi" w:hAnsiTheme="majorHAnsi" w:cstheme="majorHAnsi"/>
+        </w:rPr>
+        <w:t xml:space="preserve">Software Engineer with </w:t>
+      </w:r>
+      <w:r>
+        <w:rPr>
+          <w:rFonts w:asciiTheme="majorHAnsi" w:hAnsiTheme="majorHAnsi" w:cstheme="majorHAnsi"/>
+        </w:rPr>
+        <w:t>7</w:t>
+      </w:r>
+      <w:r>
+        <w:rPr>
+          <w:rFonts w:asciiTheme="majorHAnsi" w:hAnsiTheme="majorHAnsi" w:cstheme="majorHAnsi"/>
+        </w:rPr>
+        <w:t>+ years of experience in full-stack development (MERN &amp; MEAN) and cloud solutions (AWS Certified). Skilled in building scalable, secure, and high-performance applications across industries. Experienced in Agile environments with a proven track record of delivering clean, maintainable code and collaborating with cross-functional teams.</w:t>
       </w:r>
     </w:p>
     <w:p>
       <w:pPr>
         <w:pStyle w:val="Heading1"/>
+        <w:rPr>
+          <w:rFonts w:cstheme="majorHAnsi"/>
+          <w:color w:val="1F3864"/>
+        </w:rPr>
       </w:pPr>
       <w:r>
+        <w:rPr>
+          <w:rFonts w:cstheme="majorHAnsi"/>
+          <w:color w:val="1F3864"/>
+        </w:rPr>
         <w:t>Technical Skills</w:t>
       </w:r>
     </w:p>
     <w:p>
       <w:pPr>
         <w:pStyle w:val="ListBullet"/>
+        <w:rPr>
+          <w:rFonts w:asciiTheme="majorHAnsi" w:hAnsiTheme="majorHAnsi" w:cstheme="majorHAnsi"/>
+        </w:rPr>
       </w:pPr>
       <w:r>
+        <w:rPr>
+          <w:rFonts w:asciiTheme="majorHAnsi" w:hAnsiTheme="majorHAnsi" w:cstheme="majorHAnsi"/>
+        </w:rPr>
         <w:t>Frontend: React.js, Angular, JavaScript, TypeScript, jQuery, HTML5, CSS3, SCSS</w:t>
       </w:r>
     </w:p>
     <w:p>
       <w:pPr>
         <w:pStyle w:val="ListBullet"/>
+        <w:rPr>
+          <w:rFonts w:asciiTheme="majorHAnsi" w:hAnsiTheme="majorHAnsi" w:cstheme="majorHAnsi"/>
+        </w:rPr>
       </w:pPr>
       <w:r>
+        <w:rPr>
+          <w:rFonts w:asciiTheme="majorHAnsi" w:hAnsiTheme="majorHAnsi" w:cstheme="majorHAnsi"/>
+        </w:rPr>
         <w:t>Backend: Node.js, Express.js, REST APIs, Web Services</w:t>
       </w:r>
     </w:p>
     <w:p>
       <w:pPr>
         <w:pStyle w:val="ListBullet"/>
+        <w:rPr>
+          <w:rFonts w:asciiTheme="majorHAnsi" w:hAnsiTheme="majorHAnsi" w:cstheme="majorHAnsi"/>
+        </w:rPr>
       </w:pPr>
       <w:r>
+        <w:rPr>
+          <w:rFonts w:asciiTheme="majorHAnsi" w:hAnsiTheme="majorHAnsi" w:cstheme="majorHAnsi"/>
+        </w:rPr>
         <w:t>Databases: MySQL, PostgreSQL</w:t>
       </w:r>
     </w:p>
     <w:p>
       <w:pPr>
         <w:pStyle w:val="ListBullet"/>
+        <w:rPr>
+          <w:rFonts w:asciiTheme="majorHAnsi" w:hAnsiTheme="majorHAnsi" w:cstheme="majorHAnsi"/>
+        </w:rPr>
       </w:pPr>
       <w:r>
+        <w:rPr>
+          <w:rFonts w:asciiTheme="majorHAnsi" w:hAnsiTheme="majorHAnsi" w:cstheme="majorHAnsi"/>
+        </w:rPr>
         <w:t>Cloud &amp; DevOps: AWS (EC2, S3, CloudFront), Docker, GitHub Actions</w:t>
       </w:r>
     </w:p>
     <w:p>
       <w:pPr>
         <w:pStyle w:val="ListBullet"/>
+        <w:rPr>
+          <w:rFonts w:asciiTheme="majorHAnsi" w:hAnsiTheme="majorHAnsi" w:cstheme="majorHAnsi"/>
+        </w:rPr>
       </w:pPr>
       <w:r>
+        <w:rPr>
+          <w:rFonts w:asciiTheme="majorHAnsi" w:hAnsiTheme="majorHAnsi" w:cstheme="majorHAnsi"/>
+        </w:rPr>
         <w:t>Version Control: GitHub, Bitbucket</w:t>
       </w:r>
     </w:p>
     <w:p>
       <w:pPr>
         <w:pStyle w:val="ListBullet"/>
+        <w:rPr>
+          <w:rFonts w:asciiTheme="majorHAnsi" w:hAnsiTheme="majorHAnsi" w:cstheme="majorHAnsi"/>
+        </w:rPr>
       </w:pPr>
       <w:r>
+        <w:rPr>
+          <w:rFonts w:asciiTheme="majorHAnsi" w:hAnsiTheme="majorHAnsi" w:cstheme="majorHAnsi"/>
+        </w:rPr>
         <w:t>Tools: VSCode, PgAdmin, PHPMyAdmin</w:t>
       </w:r>
     </w:p>
     <w:p>
       <w:pPr>
         <w:pStyle w:val="ListBullet"/>
+        <w:rPr>
+          <w:rFonts w:asciiTheme="majorHAnsi" w:hAnsiTheme="majorHAnsi" w:cstheme="majorHAnsi"/>
+        </w:rPr>
       </w:pPr>
       <w:r>
+        <w:rPr>
+          <w:rFonts w:asciiTheme="majorHAnsi" w:hAnsiTheme="majorHAnsi" w:cstheme="majorHAnsi"/>
+        </w:rPr>
         <w:t>Project Management &amp; Collaboration: JIRA, Confluence</w:t>
       </w:r>
     </w:p>
     <w:p>
       <w:pPr>
         <w:pStyle w:val="ListBullet"/>
+        <w:rPr>
+          <w:rFonts w:asciiTheme="majorHAnsi" w:hAnsiTheme="majorHAnsi" w:cstheme="majorHAnsi"/>
+        </w:rPr>
       </w:pPr>
       <w:r>
+        <w:rPr>
+          <w:rFonts w:asciiTheme="majorHAnsi" w:hAnsiTheme="majorHAnsi" w:cstheme="majorHAnsi"/>
+        </w:rPr>
         <w:t>API Development &amp; Testing: Swagger, Postman</w:t>
       </w:r>
     </w:p>
     <w:p>
       <w:pPr>
         <w:pStyle w:val="ListBullet"/>
+        <w:rPr>
+          <w:rFonts w:asciiTheme="majorHAnsi" w:hAnsiTheme="majorHAnsi" w:cstheme="majorHAnsi"/>
+        </w:rPr>
       </w:pPr>
       <w:r>
+        <w:rPr>
+          <w:rFonts w:asciiTheme="majorHAnsi" w:hAnsiTheme="majorHAnsi" w:cstheme="majorHAnsi"/>
+        </w:rPr>
         <w:t>Payments: Easebuzz, Cashfree</w:t>
       </w:r>
     </w:p>
     <w:p>
       <w:pPr>
         <w:pStyle w:val="Heading1"/>
+        <w:rPr>
+          <w:rFonts w:cstheme="majorHAnsi"/>
+          <w:color w:val="1F3864"/>
+        </w:rPr>
       </w:pPr>
       <w:r>
+        <w:rPr>
+          <w:rFonts w:cstheme="majorHAnsi"/>
+          <w:color w:val="1F3864"/>
+        </w:rPr>
         <w:t>Professional Experience</w:t>
       </w:r>
     </w:p>
     <w:p>
       <w:pPr>
         <w:pStyle w:val="Heading3"/>
+        <w:rPr>
+          <w:rFonts w:cstheme="majorHAnsi"/>
+          <w:color w:val="404040"/>
+        </w:rPr>
       </w:pPr>
       <w:r>
+        <w:rPr>
+          <w:rFonts w:cstheme="majorHAnsi"/>
+          <w:color w:val="404040"/>
+        </w:rPr>
         <w:t xml:space="preserve">Software Engineer – Austrax </w:t>
       </w:r>
       <w:r>
+        <w:rPr>
+          <w:rFonts w:cstheme="majorHAnsi"/>
+          <w:color w:val="404040"/>
+        </w:rPr>
         <w:t>Technologies Pvt Ltd</w:t>
       </w:r>
       <w:r>
+        <w:rPr>
+          <w:rFonts w:cstheme="majorHAnsi"/>
+          <w:color w:val="404040"/>
+        </w:rPr>
         <w:t xml:space="preserve"> (Apr 2024 – Present)</w:t>
       </w:r>
     </w:p>
     <w:p>
       <w:pPr>
         <w:pStyle w:val="ListBullet"/>
+        <w:rPr>
+          <w:rFonts w:asciiTheme="majorHAnsi" w:hAnsiTheme="majorHAnsi" w:cstheme="majorHAnsi"/>
+        </w:rPr>
       </w:pPr>
       <w:r>
+        <w:rPr>
+          <w:rFonts w:asciiTheme="majorHAnsi" w:hAnsiTheme="majorHAnsi" w:cstheme="majorHAnsi"/>
+        </w:rPr>
         <w:t>Developed scalable backend APIs with Node.js &amp; Express, integrated with React frontends.</w:t>
       </w:r>
     </w:p>
     <w:p>
       <w:pPr>
         <w:pStyle w:val="ListBullet"/>
+        <w:rPr>
+          <w:rFonts w:asciiTheme="majorHAnsi" w:hAnsiTheme="majorHAnsi" w:cstheme="majorHAnsi"/>
+        </w:rPr>
       </w:pPr>
       <w:r>
+        <w:rPr>
+          <w:rFonts w:asciiTheme="majorHAnsi" w:hAnsiTheme="majorHAnsi" w:cstheme="majorHAnsi"/>
+        </w:rPr>
         <w:t>Deployed services using AWS S3 &amp; CloudFront.</w:t>
       </w:r>
     </w:p>
     <w:p>
       <w:pPr>
         <w:pStyle w:val="ListBullet"/>
+        <w:rPr>
+          <w:rFonts w:asciiTheme="majorHAnsi" w:hAnsiTheme="majorHAnsi" w:cstheme="majorHAnsi"/>
+        </w:rPr>
       </w:pPr>
       <w:r>
+        <w:rPr>
+          <w:rFonts w:asciiTheme="majorHAnsi" w:hAnsiTheme="majorHAnsi" w:cstheme="majorHAnsi"/>
+        </w:rPr>
         <w:t>Collaborated on Agile sprint planning, reviews, and troubleshooting across full-stack.</w:t>
       </w:r>
     </w:p>
     <w:p>
       <w:pPr>
         <w:pStyle w:val="Heading3"/>
+        <w:rPr>
+          <w:rFonts w:cstheme="majorHAnsi"/>
+          <w:color w:val="404040"/>
+        </w:rPr>
       </w:pPr>
       <w:r>
+        <w:rPr>
+          <w:rFonts w:cstheme="majorHAnsi"/>
+          <w:color w:val="404040"/>
+        </w:rPr>
         <w:t>Freelance Full-Stack Developer (Aug 2023 – Mar 2024)</w:t>
       </w:r>
     </w:p>
     <w:p>
       <w:pPr>
         <w:pStyle w:val="ListBullet"/>
+        <w:rPr>
+          <w:rFonts w:asciiTheme="majorHAnsi" w:hAnsiTheme="majorHAnsi" w:cstheme="majorHAnsi"/>
+        </w:rPr>
       </w:pPr>
       <w:r>
+        <w:rPr>
+          <w:rFonts w:asciiTheme="majorHAnsi" w:hAnsiTheme="majorHAnsi" w:cstheme="majorHAnsi"/>
+        </w:rPr>
         <w:t>Delivered two projects using Angular, React, Node.js.</w:t>
       </w:r>
     </w:p>
     <w:p>
       <w:pPr>
         <w:pStyle w:val="ListBullet"/>
+        <w:rPr>
+          <w:rFonts w:asciiTheme="majorHAnsi" w:hAnsiTheme="majorHAnsi" w:cstheme="majorHAnsi"/>
+        </w:rPr>
       </w:pPr>
       <w:r>
+        <w:rPr>
+          <w:rFonts w:asciiTheme="majorHAnsi" w:hAnsiTheme="majorHAnsi" w:cstheme="majorHAnsi"/>
+        </w:rPr>
         <w:t>Handled end-to-end development from requirements to deployment.</w:t>
       </w:r>
     </w:p>
     <w:p>
       <w:pPr>
         <w:pStyle w:val="ListBullet"/>
+        <w:rPr>
+          <w:rFonts w:asciiTheme="majorHAnsi" w:hAnsiTheme="majorHAnsi" w:cstheme="majorHAnsi"/>
+        </w:rPr>
       </w:pPr>
       <w:r>
+        <w:rPr>
+          <w:rFonts w:asciiTheme="majorHAnsi" w:hAnsiTheme="majorHAnsi" w:cstheme="majorHAnsi"/>
+        </w:rPr>
         <w:t>Optimized performance and scalability for client web applications.</w:t>
       </w:r>
     </w:p>
     <w:p>
       <w:pPr>
         <w:pStyle w:val="Heading3"/>
+        <w:rPr>
+          <w:rFonts w:cstheme="majorHAnsi"/>
+          <w:color w:val="404040"/>
+        </w:rPr>
       </w:pPr>
       <w:r>
+        <w:rPr>
+          <w:rFonts w:cstheme="majorHAnsi"/>
+          <w:color w:val="404040"/>
+        </w:rPr>
         <w:t>Software Engineer – Netlink (Part of Xebia) (Jun 2021 – Jul 2023)</w:t>
       </w:r>
     </w:p>
     <w:p>
       <w:pPr>
         <w:pStyle w:val="ListBullet"/>
+        <w:rPr>
+          <w:rFonts w:asciiTheme="majorHAnsi" w:hAnsiTheme="majorHAnsi" w:cstheme="majorHAnsi"/>
+        </w:rPr>
       </w:pPr>
       <w:r>
+        <w:rPr>
+          <w:rFonts w:asciiTheme="majorHAnsi" w:hAnsiTheme="majorHAnsi" w:cstheme="majorHAnsi"/>
+        </w:rPr>
         <w:t>Developed features and implemented changes across backend and UI.</w:t>
       </w:r>
     </w:p>
     <w:p>
       <w:pPr>
         <w:pStyle w:val="ListBullet"/>
+        <w:rPr>
+          <w:rFonts w:asciiTheme="majorHAnsi" w:hAnsiTheme="majorHAnsi" w:cstheme="majorHAnsi"/>
+        </w:rPr>
       </w:pPr>
       <w:r>
+        <w:rPr>
+          <w:rFonts w:asciiTheme="majorHAnsi" w:hAnsiTheme="majorHAnsi" w:cstheme="majorHAnsi"/>
+        </w:rPr>
         <w:t>Managed database operations and optimized application performance.</w:t>
       </w:r>
     </w:p>
     <w:p>
       <w:pPr>
         <w:pStyle w:val="Heading3"/>
+        <w:rPr>
+          <w:rFonts w:cstheme="majorHAnsi"/>
+          <w:color w:val="404040"/>
+        </w:rPr>
       </w:pPr>
       <w:r>
+        <w:rPr>
+          <w:rFonts w:cstheme="majorHAnsi"/>
+          <w:color w:val="404040"/>
+        </w:rPr>
         <w:lastRenderedPageBreak/>
         <w:t xml:space="preserve">Software Engineer – Valasys Media (Oct 2020 – </w:t>
       </w:r>
       <w:r>
+        <w:rPr>
+          <w:rFonts w:cstheme="majorHAnsi"/>
+          <w:color w:val="404040"/>
+        </w:rPr>
         <w:t>May</w:t>
       </w:r>
       <w:r>
+        <w:rPr>
+          <w:rFonts w:cstheme="majorHAnsi"/>
+          <w:color w:val="404040"/>
+        </w:rPr>
         <w:t xml:space="preserve"> 2021)</w:t>
       </w:r>
     </w:p>
     <w:p>
       <w:pPr>
         <w:pStyle w:val="ListBullet"/>
+        <w:rPr>
+          <w:rFonts w:asciiTheme="majorHAnsi" w:hAnsiTheme="majorHAnsi" w:cstheme="majorHAnsi"/>
+        </w:rPr>
       </w:pPr>
       <w:r>
+        <w:rPr>
+          <w:rFonts w:asciiTheme="majorHAnsi" w:hAnsiTheme="majorHAnsi" w:cstheme="majorHAnsi"/>
+        </w:rPr>
         <w:t>Developed features for campaign management systems.</w:t>
       </w:r>
     </w:p>
     <w:p>
       <w:pPr>
         <w:pStyle w:val="ListBullet"/>
+        <w:rPr>
+          <w:rFonts w:asciiTheme="majorHAnsi" w:hAnsiTheme="majorHAnsi" w:cstheme="majorHAnsi"/>
+        </w:rPr>
       </w:pPr>
       <w:r>
+        <w:rPr>
+          <w:rFonts w:asciiTheme="majorHAnsi" w:hAnsiTheme="majorHAnsi" w:cstheme="majorHAnsi"/>
+        </w:rPr>
         <w:t>Contributed to backend functionality and client-driven requirements.</w:t>
       </w:r>
     </w:p>
     <w:p>
       <w:pPr>
         <w:pStyle w:val="Heading3"/>
+        <w:rPr>
+          <w:rFonts w:cstheme="majorHAnsi"/>
+          <w:color w:val="404040"/>
+        </w:rPr>
       </w:pPr>
       <w:r>
+        <w:rPr>
+          <w:rFonts w:cstheme="majorHAnsi"/>
+          <w:color w:val="404040"/>
+        </w:rPr>
         <w:t xml:space="preserve">Associate Software Engineer – Xento Systems (Mar 2020 – </w:t>
       </w:r>
       <w:r>
+        <w:rPr>
+          <w:rFonts w:cstheme="majorHAnsi"/>
+          <w:color w:val="404040"/>
+        </w:rPr>
         <w:t>Sep</w:t>
       </w:r>
       <w:r>
+        <w:rPr>
+          <w:rFonts w:cstheme="majorHAnsi"/>
+          <w:color w:val="404040"/>
+        </w:rPr>
         <w:t xml:space="preserve"> 2020)</w:t>
       </w:r>
     </w:p>
     <w:p>
       <w:pPr>
         <w:pStyle w:val="ListBullet"/>
+        <w:rPr>
+          <w:rFonts w:asciiTheme="majorHAnsi" w:hAnsiTheme="majorHAnsi" w:cstheme="majorHAnsi"/>
+        </w:rPr>
       </w:pPr>
       <w:r>
+        <w:rPr>
+          <w:rFonts w:asciiTheme="majorHAnsi" w:hAnsiTheme="majorHAnsi" w:cstheme="majorHAnsi"/>
+        </w:rPr>
         <w:t>Fixed bugs and developed new features in property management software (Entrata).</w:t>
       </w:r>
     </w:p>
     <w:p>
       <w:pPr>
         <w:pStyle w:val="ListBullet"/>
+        <w:rPr>
+          <w:rFonts w:asciiTheme="majorHAnsi" w:hAnsiTheme="majorHAnsi" w:cstheme="majorHAnsi"/>
+        </w:rPr>
       </w:pPr>
       <w:r>
+        <w:rPr>
+          <w:rFonts w:asciiTheme="majorHAnsi" w:hAnsiTheme="majorHAnsi" w:cstheme="majorHAnsi"/>
+        </w:rPr>
         <w:t>Worked on PostgreSQL-backed modules with PHP and jQuery.</w:t>
       </w:r>
     </w:p>
     <w:p>
       <w:pPr>
         <w:pStyle w:val="Heading3"/>
+        <w:rPr>
+          <w:rFonts w:cstheme="majorHAnsi"/>
+          <w:color w:val="404040"/>
+        </w:rPr>
       </w:pPr>
       <w:r>
+        <w:rPr>
+          <w:rFonts w:cstheme="majorHAnsi"/>
+          <w:color w:val="404040"/>
+        </w:rPr>
         <w:t>Web Developer – Katalyst Technology (Feb 2018 – Feb 2020)</w:t>
       </w:r>
     </w:p>
     <w:p>
       <w:pPr>
         <w:pStyle w:val="ListBullet"/>
+        <w:rPr>
+          <w:rFonts w:asciiTheme="majorHAnsi" w:hAnsiTheme="majorHAnsi" w:cstheme="majorHAnsi"/>
+        </w:rPr>
       </w:pPr>
       <w:r>
+        <w:rPr>
+          <w:rFonts w:asciiTheme="majorHAnsi" w:hAnsiTheme="majorHAnsi" w:cstheme="majorHAnsi"/>
+        </w:rPr>
         <w:t>Designed, coded, and modified websites to meet client specifications.</w:t>
       </w:r>
     </w:p>
     <w:p>
       <w:pPr>
         <w:pStyle w:val="ListBullet"/>
+        <w:rPr>
+          <w:rFonts w:asciiTheme="majorHAnsi" w:hAnsiTheme="majorHAnsi" w:cstheme="majorHAnsi"/>
+        </w:rPr>
       </w:pPr>
       <w:r>
+        <w:rPr>
+          <w:rFonts w:asciiTheme="majorHAnsi" w:hAnsiTheme="majorHAnsi" w:cstheme="majorHAnsi"/>
+        </w:rPr>
         <w:t>Built ERP integrations and Android-based reminder applications.</w:t>
       </w:r>
     </w:p>
     <w:p>
       <w:pPr>
         <w:pStyle w:val="Heading1"/>
+        <w:rPr>
+          <w:rFonts w:cstheme="majorHAnsi"/>
+          <w:color w:val="1F3864"/>
+        </w:rPr>
       </w:pPr>
       <w:r>
+        <w:rPr>
+          <w:rFonts w:cstheme="majorHAnsi"/>
+          <w:color w:val="1F3864"/>
+        </w:rPr>
         <w:t>Key Projects</w:t>
       </w:r>
     </w:p>
     <w:p>
       <w:pPr>
         <w:pStyle w:val="ListBullet"/>
+        <w:rPr>
+          <w:rFonts w:asciiTheme="majorHAnsi" w:hAnsiTheme="majorHAnsi" w:cstheme="majorHAnsi"/>
+        </w:rPr>
       </w:pPr>
       <w:r>
         <w:rPr>
+          <w:rFonts w:asciiTheme="majorHAnsi" w:hAnsiTheme="majorHAnsi" w:cstheme="majorHAnsi"/>
           <w:b/>
-        </w:rPr>
-        <w:t>ELDigital IoT System – Eaton (2024)</w:t>
+          <w:color w:val="404040"/>
+        </w:rPr>
+        <w:t>Hyundai Dealer Parts Portal (2024</w:t>
       </w:r>
       <w:r>
-        <w:t>: IoT systems for real-time operations across web and mobile. Tech: Node.js, Express, React, PostgreSQL, AWS S3, SSO.</w:t>
+        <w:rPr>
+          <w:rFonts w:asciiTheme="majorHAnsi" w:hAnsiTheme="majorHAnsi" w:cstheme="majorHAnsi"/>
+          <w:b/>
+          <w:color w:val="404040"/>
+        </w:rPr>
+        <w:t xml:space="preserve"> - 2025</w:t>
+      </w:r>
+      <w:r>
+        <w:rPr>
+          <w:rFonts w:asciiTheme="majorHAnsi" w:hAnsiTheme="majorHAnsi" w:cstheme="majorHAnsi"/>
+          <w:b/>
+          <w:color w:val="404040"/>
+        </w:rPr>
+        <w:t>)</w:t>
+      </w:r>
+      <w:r>
+        <w:rPr>
+          <w:rFonts w:asciiTheme="majorHAnsi" w:hAnsiTheme="majorHAnsi" w:cstheme="majorHAnsi"/>
+          <w:color w:val="404040"/>
+        </w:rPr>
+        <w:t xml:space="preserve">: </w:t>
+      </w:r>
+      <w:r>
+        <w:rPr>
+          <w:rFonts w:asciiTheme="majorHAnsi" w:hAnsiTheme="majorHAnsi" w:cstheme="majorHAnsi"/>
+        </w:rPr>
+        <w:t>Led end-to-end, managing frontend, backend, team coordination, and AWS deployments using React, Node.js, Express, PostgreSQL.</w:t>
       </w:r>
     </w:p>
     <w:p>
       <w:pPr>
         <w:pStyle w:val="ListBullet"/>
+        <w:rPr>
+          <w:rFonts w:asciiTheme="majorHAnsi" w:hAnsiTheme="majorHAnsi" w:cstheme="majorHAnsi"/>
+        </w:rPr>
       </w:pPr>
       <w:r>
         <w:rPr>
+          <w:rFonts w:asciiTheme="majorHAnsi" w:hAnsiTheme="majorHAnsi" w:cstheme="majorHAnsi"/>
           <w:b/>
-        </w:rPr>
-        <w:t>Hyundai Dealer Parts Portal (2024)</w:t>
+          <w:color w:val="404040"/>
+        </w:rPr>
+        <w:t>Bahrain National Holding Website (2022–2023)</w:t>
       </w:r>
       <w:r>
-        <w:t>: Developed backend modules for DPP website. Tech: Node.js, Express, React, PostgreSQL, AWS.</w:t>
+        <w:rPr>
+          <w:rFonts w:asciiTheme="majorHAnsi" w:hAnsiTheme="majorHAnsi" w:cstheme="majorHAnsi"/>
+          <w:color w:val="404040"/>
+        </w:rPr>
+        <w:t xml:space="preserve">: </w:t>
+      </w:r>
+      <w:r>
+        <w:rPr>
+          <w:rFonts w:asciiTheme="majorHAnsi" w:hAnsiTheme="majorHAnsi" w:cstheme="majorHAnsi"/>
+        </w:rPr>
+        <w:t>Built and enhanced modules on Outsystems 11 with React &amp; AWS S3.</w:t>
       </w:r>
     </w:p>
     <w:p>
       <w:pPr>
         <w:pStyle w:val="ListBullet"/>
+        <w:rPr>
+          <w:rFonts w:asciiTheme="majorHAnsi" w:hAnsiTheme="majorHAnsi" w:cstheme="majorHAnsi"/>
+        </w:rPr>
       </w:pPr>
       <w:r>
         <w:rPr>
+          <w:rFonts w:asciiTheme="majorHAnsi" w:hAnsiTheme="majorHAnsi" w:cstheme="majorHAnsi"/>
           <w:b/>
-        </w:rPr>
-        <w:t>Bahrain National Holding Website (2022–2023)</w:t>
+          <w:color w:val="404040"/>
+        </w:rPr>
+        <w:t>UP Excise Helpdesk (2021–2022)</w:t>
       </w:r>
       <w:r>
-        <w:t>: Built and enhanced modules on Outsystems 11 with React &amp; AWS S3.</w:t>
+        <w:rPr>
+          <w:rFonts w:asciiTheme="majorHAnsi" w:hAnsiTheme="majorHAnsi" w:cstheme="majorHAnsi"/>
+          <w:color w:val="404040"/>
+        </w:rPr>
+        <w:t>:</w:t>
+      </w:r>
+      <w:r>
+        <w:rPr>
+          <w:rFonts w:asciiTheme="majorHAnsi" w:hAnsiTheme="majorHAnsi" w:cstheme="majorHAnsi"/>
+        </w:rPr>
+        <w:t xml:space="preserve"> Built ticketing modules with role-based workflows. </w:t>
       </w:r>
     </w:p>
     <w:p>
       <w:pPr>
         <w:pStyle w:val="ListBullet"/>
+        <w:numPr>
+          <w:ilvl w:val="0"/>
+          <w:numId w:val="0"/>
+        </w:numPr>
+        <w:ind w:left="360"/>
+        <w:rPr>
+          <w:rFonts w:asciiTheme="majorHAnsi" w:hAnsiTheme="majorHAnsi" w:cstheme="majorHAnsi"/>
+        </w:rPr>
       </w:pPr>
       <w:r>
         <w:rPr>
-          <w:b/>
-        </w:rPr>
-        <w:t>UP Excise Helpdesk (2021–2022)</w:t>
-      </w:r>
-      <w:r>
-        <w:t>: Built ticketing modules with role-based workflows. Tech: Outsystems 11, React.</w:t>
+          <w:rFonts w:asciiTheme="majorHAnsi" w:hAnsiTheme="majorHAnsi" w:cstheme="majorHAnsi"/>
+        </w:rPr>
+        <w:t>Tech: Outsystems 11, React.</w:t>
       </w:r>
     </w:p>
     <w:p>
       <w:pPr>
         <w:pStyle w:val="ListBullet"/>
+        <w:rPr>
+          <w:rFonts w:asciiTheme="majorHAnsi" w:hAnsiTheme="majorHAnsi" w:cstheme="majorHAnsi"/>
+        </w:rPr>
       </w:pPr>
       <w:r>
         <w:rPr>
+          <w:rFonts w:asciiTheme="majorHAnsi" w:hAnsiTheme="majorHAnsi" w:cstheme="majorHAnsi"/>
           <w:b/>
+          <w:color w:val="404040"/>
         </w:rPr>
         <w:t>Campaign Library – Valasys (2020–2021)</w:t>
       </w:r>
       <w:r>
-        <w:t>: Built Laravel-based campaign library with search and categorization.</w:t>
+        <w:rPr>
+          <w:rFonts w:asciiTheme="majorHAnsi" w:hAnsiTheme="majorHAnsi" w:cstheme="majorHAnsi"/>
+          <w:color w:val="404040"/>
+        </w:rPr>
+        <w:t xml:space="preserve">: </w:t>
+      </w:r>
+      <w:r>
+        <w:rPr>
+          <w:rFonts w:asciiTheme="majorHAnsi" w:hAnsiTheme="majorHAnsi" w:cstheme="majorHAnsi"/>
+        </w:rPr>
+        <w:t>Built Laravel-based campaign library with search and categorization.</w:t>
       </w:r>
     </w:p>
     <w:p>
       <w:pPr>
         <w:pStyle w:val="ListBullet"/>
+        <w:rPr>
+          <w:rFonts w:asciiTheme="majorHAnsi" w:hAnsiTheme="majorHAnsi" w:cstheme="majorHAnsi"/>
+        </w:rPr>
       </w:pPr>
       <w:r>
         <w:rPr>
+          <w:rFonts w:asciiTheme="majorHAnsi" w:hAnsiTheme="majorHAnsi" w:cstheme="majorHAnsi"/>
           <w:b/>
+          <w:color w:val="404040"/>
         </w:rPr>
         <w:t>Entrata Property Management (2020)</w:t>
       </w:r>
       <w:r>
-        <w:t>: Fixed bugs &amp; developed new modules in rental management platform.</w:t>
+        <w:rPr>
+          <w:rFonts w:asciiTheme="majorHAnsi" w:hAnsiTheme="majorHAnsi" w:cstheme="majorHAnsi"/>
+          <w:color w:val="404040"/>
+        </w:rPr>
+        <w:t xml:space="preserve">: </w:t>
+      </w:r>
+      <w:r>
+        <w:rPr>
+          <w:rFonts w:asciiTheme="majorHAnsi" w:hAnsiTheme="majorHAnsi" w:cstheme="majorHAnsi"/>
+        </w:rPr>
+        <w:t>Fixed bugs &amp; developed new modules in rental management platform.</w:t>
       </w:r>
     </w:p>
     <w:p>
       <w:pPr>
         <w:pStyle w:val="ListBullet"/>
+        <w:rPr>
+          <w:rFonts w:asciiTheme="majorHAnsi" w:hAnsiTheme="majorHAnsi" w:cstheme="majorHAnsi"/>
+        </w:rPr>
       </w:pPr>
       <w:r>
         <w:rPr>
+          <w:rFonts w:asciiTheme="majorHAnsi" w:hAnsiTheme="majorHAnsi" w:cstheme="majorHAnsi"/>
           <w:b/>
-        </w:rPr>
-        <w:t>SALESKATALYST – Katalyst (Apr 2018 – Feb 2020)</w:t>
+          <w:color w:val="404040"/>
+        </w:rPr>
+        <w:t>Saleskatalyst</w:t>
       </w:r>
       <w:r>
-        <w:t>: Web integration with apparel magic ERP software. Integrated with third-party API (Apparel Magic) using verified tokens, processed JSON responses, exposed web services for mobile app.</w:t>
+        <w:rPr>
+          <w:rFonts w:asciiTheme="majorHAnsi" w:hAnsiTheme="majorHAnsi" w:cstheme="majorHAnsi"/>
+          <w:b/>
+          <w:color w:val="404040"/>
+        </w:rPr>
+        <w:t xml:space="preserve"> – Katalyst (Apr 2018 – Feb 2020)</w:t>
+      </w:r>
+      <w:r>
+        <w:rPr>
+          <w:rFonts w:asciiTheme="majorHAnsi" w:hAnsiTheme="majorHAnsi" w:cstheme="majorHAnsi"/>
+          <w:color w:val="404040"/>
+        </w:rPr>
+        <w:t xml:space="preserve">: </w:t>
+      </w:r>
+      <w:r>
+        <w:rPr>
+          <w:rFonts w:asciiTheme="majorHAnsi" w:hAnsiTheme="majorHAnsi" w:cstheme="majorHAnsi"/>
+        </w:rPr>
+        <w:t>Web integration with apparel magic ERP software. Integrated with third-party API (Apparel Magic) using verified tokens, processed JSON responses, exposed web services for mobile app.</w:t>
       </w:r>
     </w:p>
     <w:p>
       <w:pPr>
         <w:pStyle w:val="ListBullet"/>
+        <w:rPr>
+          <w:rFonts w:asciiTheme="majorHAnsi" w:hAnsiTheme="majorHAnsi" w:cstheme="majorHAnsi"/>
+        </w:rPr>
       </w:pPr>
       <w:r>
         <w:rPr>
+          <w:rFonts w:asciiTheme="majorHAnsi" w:hAnsiTheme="majorHAnsi" w:cstheme="majorHAnsi"/>
           <w:b/>
-        </w:rPr>
-        <w:t>CLUSTER LAB – Health Reminder – Katalyst (Feb 2018 – Apr 2018)</w:t>
+          <w:color w:val="404040"/>
+        </w:rPr>
+        <w:t>Cluster Lab</w:t>
       </w:r>
       <w:r>
-        <w:t>: Android app for medicine reminders &amp; notifications. Built tablet-optimized app with Android UI components &amp; web API, data sync with Laravel backend via JSON, push notifications with Firebase.</w:t>
+        <w:rPr>
+          <w:rFonts w:asciiTheme="majorHAnsi" w:hAnsiTheme="majorHAnsi" w:cstheme="majorHAnsi"/>
+          <w:b/>
+          <w:color w:val="404040"/>
+        </w:rPr>
+        <w:t xml:space="preserve"> – Health Reminder – Katalyst (Feb 2018 – Apr 2018)</w:t>
+      </w:r>
+      <w:r>
+        <w:rPr>
+          <w:rFonts w:asciiTheme="majorHAnsi" w:hAnsiTheme="majorHAnsi" w:cstheme="majorHAnsi"/>
+          <w:color w:val="404040"/>
+        </w:rPr>
+        <w:t xml:space="preserve">: </w:t>
+      </w:r>
+      <w:r>
+        <w:rPr>
+          <w:rFonts w:asciiTheme="majorHAnsi" w:hAnsiTheme="majorHAnsi" w:cstheme="majorHAnsi"/>
+        </w:rPr>
+        <w:t>Android app for medicine reminders &amp; notifications. Built tablet-optimized app with Android UI components &amp; web API, data sync with Laravel backend via JSON, push notifications with Firebase.</w:t>
       </w:r>
     </w:p>
     <w:p>
       <w:pPr>
         <w:pStyle w:val="Heading1"/>
+        <w:rPr>
+          <w:rFonts w:cstheme="majorHAnsi"/>
+          <w:color w:val="1F3864"/>
+        </w:rPr>
       </w:pPr>
       <w:r>
+        <w:rPr>
+          <w:rFonts w:cstheme="majorHAnsi"/>
+          <w:color w:val="1F3864"/>
+        </w:rPr>
         <w:t>Education</w:t>
       </w:r>
     </w:p>
     <w:p>
+      <w:pPr>
+        <w:rPr>
+          <w:rFonts w:asciiTheme="majorHAnsi" w:hAnsiTheme="majorHAnsi" w:cstheme="majorHAnsi"/>
+        </w:rPr>
+      </w:pPr>
       <w:r>
-        <w:t>Bachelor of Computer Applications (BCA) – Abeda Inamdar Senior College (2017)</w:t>
+        <w:rPr>
+          <w:rFonts w:asciiTheme="majorHAnsi" w:hAnsiTheme="majorHAnsi" w:cstheme="majorHAnsi"/>
+        </w:rPr>
+        <w:t>Bachelor of Computer Applications (BCA</w:t>
+      </w:r>
+      <w:r>
+        <w:rPr>
+          <w:rFonts w:asciiTheme="majorHAnsi" w:hAnsiTheme="majorHAnsi" w:cstheme="majorHAnsi"/>
+        </w:rPr>
+        <w:t xml:space="preserve"> - 2017</w:t>
+      </w:r>
+      <w:r>
+        <w:rPr>
+          <w:rFonts w:asciiTheme="majorHAnsi" w:hAnsiTheme="majorHAnsi" w:cstheme="majorHAnsi"/>
+        </w:rPr>
+        <w:t xml:space="preserve">) – </w:t>
+      </w:r>
+      <w:r>
+        <w:rPr>
+          <w:rFonts w:asciiTheme="majorHAnsi" w:hAnsiTheme="majorHAnsi" w:cstheme="majorHAnsi"/>
+        </w:rPr>
+        <w:t>University of Pune, Maharashtra, India</w:t>
       </w:r>
     </w:p>
     <w:p>
       <w:pPr>
         <w:pStyle w:val="Heading1"/>
+        <w:rPr>
+          <w:rFonts w:cstheme="majorHAnsi"/>
+          <w:color w:val="1F3864"/>
+        </w:rPr>
       </w:pPr>
       <w:r>
+        <w:rPr>
+          <w:rFonts w:cstheme="majorHAnsi"/>
+          <w:color w:val="1F3864"/>
+        </w:rPr>
         <w:t>Certifications</w:t>
       </w:r>
     </w:p>
     <w:p>
       <w:pPr>
         <w:pStyle w:val="ListBullet"/>
+        <w:rPr>
+          <w:rFonts w:asciiTheme="majorHAnsi" w:hAnsiTheme="majorHAnsi" w:cstheme="majorHAnsi"/>
+        </w:rPr>
       </w:pPr>
       <w:r>
+        <w:rPr>
+          <w:rFonts w:asciiTheme="majorHAnsi" w:hAnsiTheme="majorHAnsi" w:cstheme="majorHAnsi"/>
+        </w:rPr>
         <w:t>AWS Certified Developer Associate (2024)</w:t>
       </w:r>
     </w:p>
     <w:p>
       <w:pPr>
         <w:pStyle w:val="ListBullet"/>
+        <w:rPr>
+          <w:rFonts w:asciiTheme="majorHAnsi" w:hAnsiTheme="majorHAnsi" w:cstheme="majorHAnsi"/>
+        </w:rPr>
       </w:pPr>
       <w:r>
+        <w:rPr>
+          <w:rFonts w:asciiTheme="majorHAnsi" w:hAnsiTheme="majorHAnsi" w:cstheme="majorHAnsi"/>
+        </w:rPr>
         <w:t>AWS Certified Cloud Practitioner (2024)</w:t>
       </w:r>
     </w:p>
     <w:p>
       <w:pPr>
         <w:pStyle w:val="ListBullet"/>
+        <w:rPr>
+          <w:rFonts w:asciiTheme="majorHAnsi" w:hAnsiTheme="majorHAnsi" w:cstheme="majorHAnsi"/>
+        </w:rPr>
       </w:pPr>
       <w:r>
+        <w:rPr>
+          <w:rFonts w:asciiTheme="majorHAnsi" w:hAnsiTheme="majorHAnsi" w:cstheme="majorHAnsi"/>
+        </w:rPr>
         <w:t>Outsystems - Associate Reactive Developer (2022)</w:t>
       </w:r>
     </w:p>
@@ -672,7 +1267,7 @@
   <w:abstractNum w:abstractNumId="8" w15:restartNumberingAfterBreak="0">
     <w:nsid w:val="FFFFFF89"/>
     <w:multiLevelType w:val="singleLevel"/>
-    <w:tmpl w:val="D0A25200"/>
+    <w:tmpl w:val="7BEC855E"/>
     <w:lvl w:ilvl="0">
       <w:start w:val="1"/>
       <w:numFmt w:val="bullet"/>
@@ -1323,6 +1918,7 @@
   <w:style w:type="character" w:default="1" w:styleId="DefaultParagraphFont">
     <w:name w:val="Default Paragraph Font"/>
     <w:uiPriority w:val="1"/>
+    <w:semiHidden/>
     <w:unhideWhenUsed/>
   </w:style>
   <w:style w:type="table" w:default="1" w:styleId="TableNormal">

--- a/public/assets/cv/Alam_Inamdar_ATS_Resume.docx
+++ b/public/assets/cv/Alam_Inamdar_ATS_Resume.docx
@@ -419,7 +419,21 @@
           <w:rFonts w:cstheme="majorHAnsi"/>
           <w:color w:val="404040"/>
         </w:rPr>
-        <w:t xml:space="preserve"> (Apr 2024 – Present)</w:t>
+        <w:t xml:space="preserve"> (Apr 2024 – </w:t>
+      </w:r>
+      <w:r>
+        <w:rPr>
+          <w:rFonts w:cstheme="majorHAnsi"/>
+          <w:color w:val="404040"/>
+        </w:rPr>
+        <w:t>March 2026</w:t>
+      </w:r>
+      <w:r>
+        <w:rPr>
+          <w:rFonts w:cstheme="majorHAnsi"/>
+          <w:color w:val="404040"/>
+        </w:rPr>
+        <w:t>)</w:t>
       </w:r>
     </w:p>
     <w:p>

--- a/public/assets/cv/Alam_Inamdar_ATS_Resume.docx
+++ b/public/assets/cv/Alam_Inamdar_ATS_Resume.docx
@@ -48,7 +48,7 @@
           <w:sz w:val="28"/>
           <w:szCs w:val="28"/>
         </w:rPr>
-        <w:t>Senior Software Engineer | MERN / MEAN Stack</w:t>
+        <w:t>Software Engineer | MERN / MEAN Stack</w:t>
       </w:r>
     </w:p>
     <w:p>
@@ -71,23 +71,7 @@
           <w:rFonts w:asciiTheme="majorHAnsi" w:hAnsiTheme="majorHAnsi" w:cstheme="majorHAnsi"/>
           <w:lang w:val="en-IN"/>
         </w:rPr>
-        <w:t xml:space="preserve"> | Open to Relocation – Dubai / UAE</w:t>
-      </w:r>
-    </w:p>
-    <w:p>
-      <w:pPr>
-        <w:spacing w:after="0"/>
-        <w:rPr>
-          <w:rFonts w:asciiTheme="majorHAnsi" w:hAnsiTheme="majorHAnsi" w:cstheme="majorHAnsi"/>
-          <w:lang w:val="en-IN"/>
-        </w:rPr>
-      </w:pPr>
-      <w:r>
-        <w:rPr>
-          <w:rFonts w:asciiTheme="majorHAnsi" w:hAnsiTheme="majorHAnsi" w:cstheme="majorHAnsi"/>
-          <w:lang w:val="en-IN"/>
-        </w:rPr>
-        <w:t xml:space="preserve">+91 </w:t>
+        <w:t xml:space="preserve"> | +91 </w:t>
       </w:r>
       <w:r>
         <w:rPr>
@@ -225,7 +209,7 @@
         <w:rPr>
           <w:rFonts w:asciiTheme="majorHAnsi" w:hAnsiTheme="majorHAnsi" w:cstheme="majorHAnsi"/>
         </w:rPr>
-        <w:t>7</w:t>
+        <w:t>5</w:t>
       </w:r>
       <w:r>
         <w:rPr>
@@ -364,20 +348,6 @@
     </w:p>
     <w:p>
       <w:pPr>
-        <w:pStyle w:val="ListBullet"/>
-        <w:rPr>
-          <w:rFonts w:asciiTheme="majorHAnsi" w:hAnsiTheme="majorHAnsi" w:cstheme="majorHAnsi"/>
-        </w:rPr>
-      </w:pPr>
-      <w:r>
-        <w:rPr>
-          <w:rFonts w:asciiTheme="majorHAnsi" w:hAnsiTheme="majorHAnsi" w:cstheme="majorHAnsi"/>
-        </w:rPr>
-        <w:t>Payments: Easebuzz, Cashfree</w:t>
-      </w:r>
-    </w:p>
-    <w:p>
-      <w:pPr>
         <w:pStyle w:val="Heading1"/>
         <w:rPr>
           <w:rFonts w:cstheme="majorHAnsi"/>
@@ -491,64 +461,6 @@
           <w:rFonts w:cstheme="majorHAnsi"/>
           <w:color w:val="404040"/>
         </w:rPr>
-        <w:t>Freelance Full-Stack Developer (Aug 2023 – Mar 2024)</w:t>
-      </w:r>
-    </w:p>
-    <w:p>
-      <w:pPr>
-        <w:pStyle w:val="ListBullet"/>
-        <w:rPr>
-          <w:rFonts w:asciiTheme="majorHAnsi" w:hAnsiTheme="majorHAnsi" w:cstheme="majorHAnsi"/>
-        </w:rPr>
-      </w:pPr>
-      <w:r>
-        <w:rPr>
-          <w:rFonts w:asciiTheme="majorHAnsi" w:hAnsiTheme="majorHAnsi" w:cstheme="majorHAnsi"/>
-        </w:rPr>
-        <w:t>Delivered two projects using Angular, React, Node.js.</w:t>
-      </w:r>
-    </w:p>
-    <w:p>
-      <w:pPr>
-        <w:pStyle w:val="ListBullet"/>
-        <w:rPr>
-          <w:rFonts w:asciiTheme="majorHAnsi" w:hAnsiTheme="majorHAnsi" w:cstheme="majorHAnsi"/>
-        </w:rPr>
-      </w:pPr>
-      <w:r>
-        <w:rPr>
-          <w:rFonts w:asciiTheme="majorHAnsi" w:hAnsiTheme="majorHAnsi" w:cstheme="majorHAnsi"/>
-        </w:rPr>
-        <w:t>Handled end-to-end development from requirements to deployment.</w:t>
-      </w:r>
-    </w:p>
-    <w:p>
-      <w:pPr>
-        <w:pStyle w:val="ListBullet"/>
-        <w:rPr>
-          <w:rFonts w:asciiTheme="majorHAnsi" w:hAnsiTheme="majorHAnsi" w:cstheme="majorHAnsi"/>
-        </w:rPr>
-      </w:pPr>
-      <w:r>
-        <w:rPr>
-          <w:rFonts w:asciiTheme="majorHAnsi" w:hAnsiTheme="majorHAnsi" w:cstheme="majorHAnsi"/>
-        </w:rPr>
-        <w:t>Optimized performance and scalability for client web applications.</w:t>
-      </w:r>
-    </w:p>
-    <w:p>
-      <w:pPr>
-        <w:pStyle w:val="Heading3"/>
-        <w:rPr>
-          <w:rFonts w:cstheme="majorHAnsi"/>
-          <w:color w:val="404040"/>
-        </w:rPr>
-      </w:pPr>
-      <w:r>
-        <w:rPr>
-          <w:rFonts w:cstheme="majorHAnsi"/>
-          <w:color w:val="404040"/>
-        </w:rPr>
         <w:t>Software Engineer – Netlink (Part of Xebia) (Jun 2021 – Jul 2023)</w:t>
       </w:r>
     </w:p>
@@ -593,7 +505,6 @@
           <w:rFonts w:cstheme="majorHAnsi"/>
           <w:color w:val="404040"/>
         </w:rPr>
-        <w:lastRenderedPageBreak/>
         <w:t xml:space="preserve">Software Engineer – Valasys Media (Oct 2020 – </w:t>
       </w:r>
       <w:r>
@@ -638,6 +549,15 @@
         </w:rPr>
         <w:t>Contributed to backend functionality and client-driven requirements.</w:t>
       </w:r>
+    </w:p>
+    <w:p>
+      <w:pPr>
+        <w:pStyle w:val="Heading3"/>
+        <w:rPr>
+          <w:rFonts w:cstheme="majorHAnsi"/>
+          <w:color w:val="404040"/>
+        </w:rPr>
+      </w:pPr>
     </w:p>
     <w:p>
       <w:pPr>
@@ -1085,35 +1005,7 @@
         <w:rPr>
           <w:rFonts w:asciiTheme="majorHAnsi" w:hAnsiTheme="majorHAnsi" w:cstheme="majorHAnsi"/>
         </w:rPr>
-        <w:t>AWS Certified Developer Associate (2024)</w:t>
-      </w:r>
-    </w:p>
-    <w:p>
-      <w:pPr>
-        <w:pStyle w:val="ListBullet"/>
-        <w:rPr>
-          <w:rFonts w:asciiTheme="majorHAnsi" w:hAnsiTheme="majorHAnsi" w:cstheme="majorHAnsi"/>
-        </w:rPr>
-      </w:pPr>
-      <w:r>
-        <w:rPr>
-          <w:rFonts w:asciiTheme="majorHAnsi" w:hAnsiTheme="majorHAnsi" w:cstheme="majorHAnsi"/>
-        </w:rPr>
         <w:t>AWS Certified Cloud Practitioner (2024)</w:t>
-      </w:r>
-    </w:p>
-    <w:p>
-      <w:pPr>
-        <w:pStyle w:val="ListBullet"/>
-        <w:rPr>
-          <w:rFonts w:asciiTheme="majorHAnsi" w:hAnsiTheme="majorHAnsi" w:cstheme="majorHAnsi"/>
-        </w:rPr>
-      </w:pPr>
-      <w:r>
-        <w:rPr>
-          <w:rFonts w:asciiTheme="majorHAnsi" w:hAnsiTheme="majorHAnsi" w:cstheme="majorHAnsi"/>
-        </w:rPr>
-        <w:t>Outsystems - Associate Reactive Developer (2022)</w:t>
       </w:r>
     </w:p>
     <w:sectPr>
